--- a/public/doc-templates/Foundry-Frame-Proposal-Sample.docx
+++ b/public/doc-templates/Foundry-Frame-Proposal-Sample.docx
@@ -1283,7 +1283,7 @@
           <w:sz w:val="18"/>
           <w:szCs w:val="18"/>
         </w:rPr>
-        <w:t xml:space="preserve">(440) 921-8245  ·  jlatten@foundryframe.com  ·  foundryframe.com</w:t>
+        <w:t xml:space="preserve">(216) 889-7822  ·  jlatten@foundryframe.com  ·  foundryframe.com</w:t>
       </w:r>
     </w:p>
     <w:sectPr>
